--- a/docs/Technical_Report.docx
+++ b/docs/Technical_Report.docx
@@ -170,7 +170,17 @@
         <w:t xml:space="preserve">긍정/부정을 자동 판별</w:t>
       </w:r>
       <w:r>
-        <w:t xml:space="preserve">하는 LSTM 기반 감성 분석 서비스입니다. 사용자는 웹 UI에서 게임을 선택하는 것만으로 해당 게임의 긍정·부정 리뷰 통계와 자주 등장하는 키워드를 즉시 확인할 수 있습니다. 본 보고서는 데이터 수집(크롤링)부터 전처리, 모델 학습, 서비스 배포에 이르는 전 과정을 기술합니다.</w:t>
+        <w:t xml:space="preserve">하는 LSTM 기반 감성 분석 서비스입니다. 사용자는 웹 UI에서 게임을 선택하는 것만으로 해당 게임의 긍정·부정 리뷰 통계와 자주 등장하는 키워드를 즉시 확인할 수 있습니다. </w:t>
+      </w:r>
+      <w:r>
+        <w:rPr>
+          <w:b/>
+          <w:bCs/>
+        </w:rPr>
+        <w:t xml:space="preserve">궁극적으로 이 서비스는 사용자가 방대한 리뷰를 직접 읽지 않고도 게임의 장단점을 파악해 구매·플레이 결정을 내리도록 돕는 것을 목표로 합니다(6장 참조). </w:t>
+      </w:r>
+      <w:r>
+        <w:t xml:space="preserve">본 보고서는 데이터 수집(크롤링)부터 전처리, 모델 학습, 서비스 배포에 이르는 전 과정을 기술합니다.</w:t>
       </w:r>
     </w:p>
     <w:p>
@@ -9106,7 +9116,1432 @@
         <w:pStyle w:val="Heading1"/>
       </w:pPr>
       <w:r>
-        <w:t xml:space="preserve">6. 개발 중 발생한 문제와 해결</w:t>
+        <w:t xml:space="preserve">6. 서비스 활용 및 기대 효과</w:t>
+      </w:r>
+    </w:p>
+    <w:p>
+      <w:pPr>
+        <w:spacing w:after="120" w:line="276"/>
+      </w:pPr>
+      <w:r>
+        <w:t xml:space="preserve">본 서비스는 단순히 리뷰를 긍정/부정으로 나누는 데 그치지 않고, </w:t>
+      </w:r>
+      <w:r>
+        <w:rPr>
+          <w:b/>
+          <w:bCs/>
+        </w:rPr>
+        <w:t xml:space="preserve">감성 분석(정량)과 키워드 빈도 분석(정성)을 결합</w:t>
+      </w:r>
+      <w:r>
+        <w:t xml:space="preserve">하여 '이 게임이 왜 좋고 왜 아쉬운지'를 요약함으로써 사용자의 </w:t>
+      </w:r>
+      <w:r>
+        <w:rPr>
+          <w:b/>
+          <w:bCs/>
+        </w:rPr>
+        <w:t xml:space="preserve">게임 선택 의사결정</w:t>
+      </w:r>
+      <w:r>
+        <w:t xml:space="preserve">을 돕는 것을 목표로 합니다.</w:t>
+      </w:r>
+    </w:p>
+    <w:p>
+      <w:pPr>
+        <w:pStyle w:val="Heading2"/>
+      </w:pPr>
+      <w:r>
+        <w:t xml:space="preserve">6.1 서비스가 해결하는 문제</w:t>
+      </w:r>
+    </w:p>
+    <w:p>
+      <w:pPr>
+        <w:spacing w:after="120" w:line="276"/>
+      </w:pPr>
+      <w:r>
+        <w:t xml:space="preserve">인기 게임은 리뷰가 수천~수만 건에 달해 사용자가 전부 읽는 것은 사실상 불가능합니다. 또한 스팀이 제공하는 추천율(전체 긍정 비율)은 게임이 '얼마나' 좋은지는 알려주지만 '무엇이' 좋고 나쁜지는 알려주지 못합니다.</w:t>
+      </w:r>
+    </w:p>
+    <w:p>
+      <w:pPr>
+        <w:pStyle w:val="ListParagraph"/>
+        <w:numPr>
+          <w:ilvl w:val="0"/>
+          <w:numId w:val="2"/>
+        </w:numPr>
+        <w:spacing w:after="60" w:line="268"/>
+      </w:pPr>
+      <w:r>
+        <w:rPr>
+          <w:b/>
+          <w:bCs/>
+        </w:rPr>
+        <w:t xml:space="preserve">정보 과부하: </w:t>
+      </w:r>
+      <w:r>
+        <w:t xml:space="preserve">방대한 리뷰를 일일이 확인할 수 없음</w:t>
+      </w:r>
+    </w:p>
+    <w:p>
+      <w:pPr>
+        <w:pStyle w:val="ListParagraph"/>
+        <w:numPr>
+          <w:ilvl w:val="0"/>
+          <w:numId w:val="2"/>
+        </w:numPr>
+        <w:spacing w:after="60" w:line="268"/>
+      </w:pPr>
+      <w:r>
+        <w:rPr>
+          <w:b/>
+          <w:bCs/>
+        </w:rPr>
+        <w:t xml:space="preserve">근거 부재: </w:t>
+      </w:r>
+      <w:r>
+        <w:t xml:space="preserve">추천율 숫자만으로는 장단점의 실체를 파악하기 어려움</w:t>
+      </w:r>
+    </w:p>
+    <w:p>
+      <w:pPr>
+        <w:pStyle w:val="ListParagraph"/>
+        <w:numPr>
+          <w:ilvl w:val="0"/>
+          <w:numId w:val="2"/>
+        </w:numPr>
+        <w:spacing w:after="60" w:line="268"/>
+      </w:pPr>
+      <w:r>
+        <w:rPr>
+          <w:b/>
+          <w:bCs/>
+        </w:rPr>
+        <w:t xml:space="preserve">취향 불일치: </w:t>
+      </w:r>
+      <w:r>
+        <w:t xml:space="preserve">남에게 단점인 요소가 나에겐 무관할 수 있음 (예: 멀티 접속 불안정은 싱글 위주 유저에겐 비중요)</w:t>
+      </w:r>
+    </w:p>
+    <w:p>
+      <w:pPr>
+        <w:spacing w:after="160" w:line="276"/>
+      </w:pPr>
+      <w:r>
+        <w:t xml:space="preserve">이 서비스는 대량 리뷰를 자동 요약해 게임의 </w:t>
+      </w:r>
+      <w:r>
+        <w:rPr>
+          <w:b/>
+          <w:bCs/>
+        </w:rPr>
+        <w:t xml:space="preserve">강점과 약점을 수 초 만에 제시</w:t>
+      </w:r>
+      <w:r>
+        <w:t xml:space="preserve">함으로써 이 간극을 메웁니다.</w:t>
+      </w:r>
+    </w:p>
+    <w:p>
+      <w:pPr>
+        <w:pStyle w:val="Heading2"/>
+      </w:pPr>
+      <w:r>
+        <w:t xml:space="preserve">6.2 두 축의 분석 — 장단점 도출 원리</w:t>
+      </w:r>
+    </w:p>
+    <w:p>
+      <w:pPr>
+        <w:spacing w:after="120" w:line="276"/>
+      </w:pPr>
+      <w:r>
+        <w:t xml:space="preserve">게임별 장단점은 서로 보완적인 두 분석 축의 결합으로 도출됩니다.</w:t>
+      </w:r>
+    </w:p>
+    <w:tbl>
+      <w:tblPr>
+        <w:tblW w:type="dxa" w:w="9020"/>
+        <w:tblBorders>
+          <w:top w:val="single" w:color="auto" w:sz="4"/>
+          <w:left w:val="single" w:color="auto" w:sz="4"/>
+          <w:bottom w:val="single" w:color="auto" w:sz="4"/>
+          <w:right w:val="single" w:color="auto" w:sz="4"/>
+          <w:insideH w:val="single" w:color="auto" w:sz="4"/>
+          <w:insideV w:val="single" w:color="auto" w:sz="4"/>
+        </w:tblBorders>
+      </w:tblPr>
+      <w:tblGrid>
+        <w:gridCol w:w="2200"/>
+        <w:gridCol w:w="3400"/>
+        <w:gridCol w:w="3420"/>
+      </w:tblGrid>
+      <w:tr>
+        <w:trPr>
+          <w:tblHeader/>
+        </w:trPr>
+        <w:tc>
+          <w:tcPr>
+            <w:tcW w:type="dxa" w:w="2200"/>
+            <w:tcBorders>
+              <w:top w:val="single" w:color="CCCCCC" w:sz="1"/>
+              <w:left w:val="single" w:color="CCCCCC" w:sz="1"/>
+              <w:bottom w:val="single" w:color="CCCCCC" w:sz="1"/>
+              <w:right w:val="single" w:color="CCCCCC" w:sz="1"/>
+            </w:tcBorders>
+            <w:shd w:fill="2E5F9A" w:val="clear"/>
+            <w:tcMar>
+              <w:top w:type="dxa" w:w="60"/>
+              <w:left w:type="dxa" w:w="120"/>
+              <w:bottom w:type="dxa" w:w="60"/>
+              <w:right w:type="dxa" w:w="120"/>
+            </w:tcMar>
+            <w:vAlign w:val="center"/>
+          </w:tcPr>
+          <w:p>
+            <w:pPr>
+              <w:spacing w:line="260"/>
+              <w:jc w:val="center"/>
+            </w:pPr>
+            <w:r>
+              <w:rPr>
+                <w:b/>
+                <w:bCs/>
+                <w:color w:val="FFFFFF"/>
+                <w:sz w:val="19"/>
+                <w:szCs w:val="19"/>
+              </w:rPr>
+              <w:t xml:space="preserve">분석 축</w:t>
+            </w:r>
+          </w:p>
+        </w:tc>
+        <w:tc>
+          <w:tcPr>
+            <w:tcW w:type="dxa" w:w="3400"/>
+            <w:tcBorders>
+              <w:top w:val="single" w:color="CCCCCC" w:sz="1"/>
+              <w:left w:val="single" w:color="CCCCCC" w:sz="1"/>
+              <w:bottom w:val="single" w:color="CCCCCC" w:sz="1"/>
+              <w:right w:val="single" w:color="CCCCCC" w:sz="1"/>
+            </w:tcBorders>
+            <w:shd w:fill="2E5F9A" w:val="clear"/>
+            <w:tcMar>
+              <w:top w:type="dxa" w:w="60"/>
+              <w:left w:type="dxa" w:w="120"/>
+              <w:bottom w:type="dxa" w:w="60"/>
+              <w:right w:type="dxa" w:w="120"/>
+            </w:tcMar>
+            <w:vAlign w:val="center"/>
+          </w:tcPr>
+          <w:p>
+            <w:pPr>
+              <w:spacing w:line="260"/>
+              <w:jc w:val="center"/>
+            </w:pPr>
+            <w:r>
+              <w:rPr>
+                <w:b/>
+                <w:bCs/>
+                <w:color w:val="FFFFFF"/>
+                <w:sz w:val="19"/>
+                <w:szCs w:val="19"/>
+              </w:rPr>
+              <w:t xml:space="preserve">방법</w:t>
+            </w:r>
+          </w:p>
+        </w:tc>
+        <w:tc>
+          <w:tcPr>
+            <w:tcW w:type="dxa" w:w="3420"/>
+            <w:tcBorders>
+              <w:top w:val="single" w:color="CCCCCC" w:sz="1"/>
+              <w:left w:val="single" w:color="CCCCCC" w:sz="1"/>
+              <w:bottom w:val="single" w:color="CCCCCC" w:sz="1"/>
+              <w:right w:val="single" w:color="CCCCCC" w:sz="1"/>
+            </w:tcBorders>
+            <w:shd w:fill="2E5F9A" w:val="clear"/>
+            <w:tcMar>
+              <w:top w:type="dxa" w:w="60"/>
+              <w:left w:type="dxa" w:w="120"/>
+              <w:bottom w:type="dxa" w:w="60"/>
+              <w:right w:type="dxa" w:w="120"/>
+            </w:tcMar>
+            <w:vAlign w:val="center"/>
+          </w:tcPr>
+          <w:p>
+            <w:pPr>
+              <w:spacing w:line="260"/>
+              <w:jc w:val="center"/>
+            </w:pPr>
+            <w:r>
+              <w:rPr>
+                <w:b/>
+                <w:bCs/>
+                <w:color w:val="FFFFFF"/>
+                <w:sz w:val="19"/>
+                <w:szCs w:val="19"/>
+              </w:rPr>
+              <w:t xml:space="preserve">도출 정보</w:t>
+            </w:r>
+          </w:p>
+        </w:tc>
+      </w:tr>
+      <w:tr>
+        <w:tc>
+          <w:tcPr>
+            <w:tcW w:type="dxa" w:w="2200"/>
+            <w:tcBorders>
+              <w:top w:val="single" w:color="CCCCCC" w:sz="1"/>
+              <w:left w:val="single" w:color="CCCCCC" w:sz="1"/>
+              <w:bottom w:val="single" w:color="CCCCCC" w:sz="1"/>
+              <w:right w:val="single" w:color="CCCCCC" w:sz="1"/>
+            </w:tcBorders>
+            <w:shd w:fill="FFFFFF" w:val="clear"/>
+            <w:tcMar>
+              <w:top w:type="dxa" w:w="60"/>
+              <w:left w:type="dxa" w:w="120"/>
+              <w:bottom w:type="dxa" w:w="60"/>
+              <w:right w:type="dxa" w:w="120"/>
+            </w:tcMar>
+            <w:vAlign w:val="center"/>
+          </w:tcPr>
+          <w:p>
+            <w:pPr>
+              <w:spacing w:line="260"/>
+            </w:pPr>
+            <w:r>
+              <w:rPr>
+                <w:b/>
+                <w:bCs/>
+                <w:color w:val="404040"/>
+                <w:sz w:val="19"/>
+                <w:szCs w:val="19"/>
+              </w:rPr>
+              <w:t xml:space="preserve">감성 분석 (정량)</w:t>
+            </w:r>
+          </w:p>
+        </w:tc>
+        <w:tc>
+          <w:tcPr>
+            <w:tcW w:type="dxa" w:w="3400"/>
+            <w:tcBorders>
+              <w:top w:val="single" w:color="CCCCCC" w:sz="1"/>
+              <w:left w:val="single" w:color="CCCCCC" w:sz="1"/>
+              <w:bottom w:val="single" w:color="CCCCCC" w:sz="1"/>
+              <w:right w:val="single" w:color="CCCCCC" w:sz="1"/>
+            </w:tcBorders>
+            <w:shd w:fill="FFFFFF" w:val="clear"/>
+            <w:tcMar>
+              <w:top w:type="dxa" w:w="60"/>
+              <w:left w:type="dxa" w:w="120"/>
+              <w:bottom w:type="dxa" w:w="60"/>
+              <w:right w:type="dxa" w:w="120"/>
+            </w:tcMar>
+            <w:vAlign w:val="center"/>
+          </w:tcPr>
+          <w:p>
+            <w:pPr>
+              <w:spacing w:line="260"/>
+              <w:jc w:val="left"/>
+            </w:pPr>
+            <w:r>
+              <w:rPr>
+                <w:color w:val="404040"/>
+                <w:sz w:val="19"/>
+                <w:szCs w:val="19"/>
+              </w:rPr>
+              <w:t xml:space="preserve">LSTM으로 리뷰 본문의 긍/부정을 판별 → 긍정 비율 산출</w:t>
+            </w:r>
+          </w:p>
+        </w:tc>
+        <w:tc>
+          <w:tcPr>
+            <w:tcW w:type="dxa" w:w="3420"/>
+            <w:tcBorders>
+              <w:top w:val="single" w:color="CCCCCC" w:sz="1"/>
+              <w:left w:val="single" w:color="CCCCCC" w:sz="1"/>
+              <w:bottom w:val="single" w:color="CCCCCC" w:sz="1"/>
+              <w:right w:val="single" w:color="CCCCCC" w:sz="1"/>
+            </w:tcBorders>
+            <w:shd w:fill="FFFFFF" w:val="clear"/>
+            <w:tcMar>
+              <w:top w:type="dxa" w:w="60"/>
+              <w:left w:type="dxa" w:w="120"/>
+              <w:bottom w:type="dxa" w:w="60"/>
+              <w:right w:type="dxa" w:w="120"/>
+            </w:tcMar>
+            <w:vAlign w:val="center"/>
+          </w:tcPr>
+          <w:p>
+            <w:pPr>
+              <w:spacing w:line="260"/>
+              <w:jc w:val="left"/>
+            </w:pPr>
+            <w:r>
+              <w:rPr>
+                <w:color w:val="404040"/>
+                <w:sz w:val="19"/>
+                <w:szCs w:val="19"/>
+              </w:rPr>
+              <w:t xml:space="preserve">전반적 여론·만족도 (얼마나 좋은가)</w:t>
+            </w:r>
+          </w:p>
+        </w:tc>
+      </w:tr>
+      <w:tr>
+        <w:tc>
+          <w:tcPr>
+            <w:tcW w:type="dxa" w:w="2200"/>
+            <w:tcBorders>
+              <w:top w:val="single" w:color="CCCCCC" w:sz="1"/>
+              <w:left w:val="single" w:color="CCCCCC" w:sz="1"/>
+              <w:bottom w:val="single" w:color="CCCCCC" w:sz="1"/>
+              <w:right w:val="single" w:color="CCCCCC" w:sz="1"/>
+            </w:tcBorders>
+            <w:shd w:fill="F5F5F5" w:val="clear"/>
+            <w:tcMar>
+              <w:top w:type="dxa" w:w="60"/>
+              <w:left w:type="dxa" w:w="120"/>
+              <w:bottom w:type="dxa" w:w="60"/>
+              <w:right w:type="dxa" w:w="120"/>
+            </w:tcMar>
+            <w:vAlign w:val="center"/>
+          </w:tcPr>
+          <w:p>
+            <w:pPr>
+              <w:spacing w:line="260"/>
+            </w:pPr>
+            <w:r>
+              <w:rPr>
+                <w:b/>
+                <w:bCs/>
+                <w:color w:val="404040"/>
+                <w:sz w:val="19"/>
+                <w:szCs w:val="19"/>
+              </w:rPr>
+              <w:t xml:space="preserve">빈도 분석 (정성)</w:t>
+            </w:r>
+          </w:p>
+        </w:tc>
+        <w:tc>
+          <w:tcPr>
+            <w:tcW w:type="dxa" w:w="3400"/>
+            <w:tcBorders>
+              <w:top w:val="single" w:color="CCCCCC" w:sz="1"/>
+              <w:left w:val="single" w:color="CCCCCC" w:sz="1"/>
+              <w:bottom w:val="single" w:color="CCCCCC" w:sz="1"/>
+              <w:right w:val="single" w:color="CCCCCC" w:sz="1"/>
+            </w:tcBorders>
+            <w:shd w:fill="F5F5F5" w:val="clear"/>
+            <w:tcMar>
+              <w:top w:type="dxa" w:w="60"/>
+              <w:left w:type="dxa" w:w="120"/>
+              <w:bottom w:type="dxa" w:w="60"/>
+              <w:right w:type="dxa" w:w="120"/>
+            </w:tcMar>
+            <w:vAlign w:val="center"/>
+          </w:tcPr>
+          <w:p>
+            <w:pPr>
+              <w:spacing w:line="260"/>
+              <w:jc w:val="left"/>
+            </w:pPr>
+            <w:r>
+              <w:rPr>
+                <w:color w:val="404040"/>
+                <w:sz w:val="19"/>
+                <w:szCs w:val="19"/>
+              </w:rPr>
+              <w:t xml:space="preserve">긍정/부정 리뷰를 각각 형태소 분석해 명사·형용사 키워드 빈도 집계</w:t>
+            </w:r>
+          </w:p>
+        </w:tc>
+        <w:tc>
+          <w:tcPr>
+            <w:tcW w:type="dxa" w:w="3420"/>
+            <w:tcBorders>
+              <w:top w:val="single" w:color="CCCCCC" w:sz="1"/>
+              <w:left w:val="single" w:color="CCCCCC" w:sz="1"/>
+              <w:bottom w:val="single" w:color="CCCCCC" w:sz="1"/>
+              <w:right w:val="single" w:color="CCCCCC" w:sz="1"/>
+            </w:tcBorders>
+            <w:shd w:fill="F5F5F5" w:val="clear"/>
+            <w:tcMar>
+              <w:top w:type="dxa" w:w="60"/>
+              <w:left w:type="dxa" w:w="120"/>
+              <w:bottom w:type="dxa" w:w="60"/>
+              <w:right w:type="dxa" w:w="120"/>
+            </w:tcMar>
+            <w:vAlign w:val="center"/>
+          </w:tcPr>
+          <w:p>
+            <w:pPr>
+              <w:spacing w:line="260"/>
+              <w:jc w:val="left"/>
+            </w:pPr>
+            <w:r>
+              <w:rPr>
+                <w:color w:val="404040"/>
+                <w:sz w:val="19"/>
+                <w:szCs w:val="19"/>
+              </w:rPr>
+              <w:t xml:space="preserve">강점·약점의 구체적 실체 (무엇이 좋고 나쁜가)</w:t>
+            </w:r>
+          </w:p>
+        </w:tc>
+      </w:tr>
+    </w:tbl>
+    <w:p>
+      <w:pPr>
+        <w:spacing w:after="40"/>
+      </w:pPr>
+      <w:r>
+        <w:t xml:space="preserve"/>
+      </w:r>
+    </w:p>
+    <w:p>
+      <w:pPr>
+        <w:spacing w:after="120" w:line="276"/>
+      </w:pPr>
+      <w:r>
+        <w:t xml:space="preserve">핵심은 두 축의 결합입니다. </w:t>
+      </w:r>
+      <w:r>
+        <w:rPr>
+          <w:b/>
+          <w:bCs/>
+        </w:rPr>
+        <w:t xml:space="preserve">긍정 리뷰에서 자주 등장하는 키워드는 그 게임의 장점</w:t>
+      </w:r>
+      <w:r>
+        <w:t xml:space="preserve">, </w:t>
+      </w:r>
+      <w:r>
+        <w:rPr>
+          <w:b/>
+          <w:bCs/>
+        </w:rPr>
+        <w:t xml:space="preserve">부정 리뷰에서 자주 등장하는 키워드는 단점</w:t>
+      </w:r>
+      <w:r>
+        <w:t xml:space="preserve">으로 해석됩니다.</w:t>
+      </w:r>
+    </w:p>
+    <w:p>
+      <w:pPr>
+        <w:pStyle w:val="ListParagraph"/>
+        <w:numPr>
+          <w:ilvl w:val="0"/>
+          <w:numId w:val="2"/>
+        </w:numPr>
+        <w:spacing w:after="60" w:line="268"/>
+      </w:pPr>
+      <w:r>
+        <w:rPr>
+          <w:b/>
+          <w:bCs/>
+        </w:rPr>
+        <w:t xml:space="preserve">긍정 키워드 = 강점 후보 </w:t>
+      </w:r>
+      <w:r>
+        <w:t xml:space="preserve">(예: 타격감, 스토리, 그래픽, 자유도)</w:t>
+      </w:r>
+    </w:p>
+    <w:p>
+      <w:pPr>
+        <w:pStyle w:val="ListParagraph"/>
+        <w:numPr>
+          <w:ilvl w:val="0"/>
+          <w:numId w:val="2"/>
+        </w:numPr>
+        <w:spacing w:after="60" w:line="268"/>
+      </w:pPr>
+      <w:r>
+        <w:rPr>
+          <w:b/>
+          <w:bCs/>
+        </w:rPr>
+        <w:t xml:space="preserve">부정 키워드 = 약점 후보 </w:t>
+      </w:r>
+      <w:r>
+        <w:t xml:space="preserve">(예: 최적화, 버그, 가격, 서버)</w:t>
+      </w:r>
+    </w:p>
+    <w:p>
+      <w:pPr>
+        <w:pStyle w:val="Heading2"/>
+      </w:pPr>
+      <w:r>
+        <w:t xml:space="preserve">6.3 장단점 해석 예시</w:t>
+      </w:r>
+    </w:p>
+    <w:p>
+      <w:pPr>
+        <w:spacing w:after="120" w:line="276"/>
+      </w:pPr>
+      <w:r>
+        <w:t xml:space="preserve">아래는 분석 결과를 해석하는 방식을 보여주는 </w:t>
+      </w:r>
+      <w:r>
+        <w:rPr>
+          <w:b/>
+          <w:bCs/>
+          <w:color w:val="808080"/>
+        </w:rPr>
+        <w:t xml:space="preserve">가상의 예시</w:t>
+      </w:r>
+      <w:r>
+        <w:t xml:space="preserve">입니다.</w:t>
+      </w:r>
+    </w:p>
+    <w:tbl>
+      <w:tblPr>
+        <w:tblW w:type="dxa" w:w="9020"/>
+        <w:tblBorders>
+          <w:top w:val="single" w:color="auto" w:sz="4"/>
+          <w:left w:val="single" w:color="auto" w:sz="4"/>
+          <w:bottom w:val="single" w:color="auto" w:sz="4"/>
+          <w:right w:val="single" w:color="auto" w:sz="4"/>
+          <w:insideH w:val="single" w:color="auto" w:sz="4"/>
+          <w:insideV w:val="single" w:color="auto" w:sz="4"/>
+        </w:tblBorders>
+      </w:tblPr>
+      <w:tblGrid>
+        <w:gridCol w:w="3000"/>
+        <w:gridCol w:w="6020"/>
+      </w:tblGrid>
+      <w:tr>
+        <w:tc>
+          <w:tcPr>
+            <w:tcW w:type="dxa" w:w="3000"/>
+            <w:tcBorders>
+              <w:top w:val="single" w:color="CCCCCC" w:sz="1"/>
+              <w:left w:val="single" w:color="CCCCCC" w:sz="1"/>
+              <w:bottom w:val="single" w:color="CCCCCC" w:sz="1"/>
+              <w:right w:val="single" w:color="CCCCCC" w:sz="1"/>
+            </w:tcBorders>
+            <w:shd w:fill="D6E4F0" w:val="clear"/>
+            <w:tcMar>
+              <w:top w:type="dxa" w:w="60"/>
+              <w:left w:type="dxa" w:w="120"/>
+              <w:bottom w:type="dxa" w:w="60"/>
+              <w:right w:type="dxa" w:w="120"/>
+            </w:tcMar>
+            <w:vAlign w:val="center"/>
+          </w:tcPr>
+          <w:p>
+            <w:pPr>
+              <w:spacing w:line="260"/>
+            </w:pPr>
+            <w:r>
+              <w:rPr>
+                <w:b/>
+                <w:bCs/>
+                <w:color w:val="2E5F9A"/>
+                <w:sz w:val="19"/>
+                <w:szCs w:val="19"/>
+              </w:rPr>
+              <w:t xml:space="preserve">게임 (예시)</w:t>
+            </w:r>
+          </w:p>
+        </w:tc>
+        <w:tc>
+          <w:tcPr>
+            <w:tcW w:type="dxa" w:w="6020"/>
+            <w:tcBorders>
+              <w:top w:val="single" w:color="CCCCCC" w:sz="1"/>
+              <w:left w:val="single" w:color="CCCCCC" w:sz="1"/>
+              <w:bottom w:val="single" w:color="CCCCCC" w:sz="1"/>
+              <w:right w:val="single" w:color="CCCCCC" w:sz="1"/>
+            </w:tcBorders>
+            <w:shd w:fill="FFFFFF" w:val="clear"/>
+            <w:tcMar>
+              <w:top w:type="dxa" w:w="60"/>
+              <w:left w:type="dxa" w:w="120"/>
+              <w:bottom w:type="dxa" w:w="60"/>
+              <w:right w:type="dxa" w:w="120"/>
+            </w:tcMar>
+            <w:vAlign w:val="center"/>
+          </w:tcPr>
+          <w:p>
+            <w:pPr>
+              <w:spacing w:line="260"/>
+            </w:pPr>
+            <w:r>
+              <w:rPr>
+                <w:color w:val="404040"/>
+                <w:sz w:val="19"/>
+                <w:szCs w:val="19"/>
+              </w:rPr>
+              <w:t xml:space="preserve">게임 A</w:t>
+            </w:r>
+          </w:p>
+        </w:tc>
+      </w:tr>
+      <w:tr>
+        <w:tc>
+          <w:tcPr>
+            <w:tcW w:type="dxa" w:w="3000"/>
+            <w:tcBorders>
+              <w:top w:val="single" w:color="CCCCCC" w:sz="1"/>
+              <w:left w:val="single" w:color="CCCCCC" w:sz="1"/>
+              <w:bottom w:val="single" w:color="CCCCCC" w:sz="1"/>
+              <w:right w:val="single" w:color="CCCCCC" w:sz="1"/>
+            </w:tcBorders>
+            <w:shd w:fill="D6E4F0" w:val="clear"/>
+            <w:tcMar>
+              <w:top w:type="dxa" w:w="60"/>
+              <w:left w:type="dxa" w:w="120"/>
+              <w:bottom w:type="dxa" w:w="60"/>
+              <w:right w:type="dxa" w:w="120"/>
+            </w:tcMar>
+            <w:vAlign w:val="center"/>
+          </w:tcPr>
+          <w:p>
+            <w:pPr>
+              <w:spacing w:line="260"/>
+            </w:pPr>
+            <w:r>
+              <w:rPr>
+                <w:b/>
+                <w:bCs/>
+                <w:color w:val="2E5F9A"/>
+                <w:sz w:val="19"/>
+                <w:szCs w:val="19"/>
+              </w:rPr>
+              <w:t xml:space="preserve">긍정 비율</w:t>
+            </w:r>
+          </w:p>
+        </w:tc>
+        <w:tc>
+          <w:tcPr>
+            <w:tcW w:type="dxa" w:w="6020"/>
+            <w:tcBorders>
+              <w:top w:val="single" w:color="CCCCCC" w:sz="1"/>
+              <w:left w:val="single" w:color="CCCCCC" w:sz="1"/>
+              <w:bottom w:val="single" w:color="CCCCCC" w:sz="1"/>
+              <w:right w:val="single" w:color="CCCCCC" w:sz="1"/>
+            </w:tcBorders>
+            <w:shd w:fill="FFFFFF" w:val="clear"/>
+            <w:tcMar>
+              <w:top w:type="dxa" w:w="60"/>
+              <w:left w:type="dxa" w:w="120"/>
+              <w:bottom w:type="dxa" w:w="60"/>
+              <w:right w:type="dxa" w:w="120"/>
+            </w:tcMar>
+            <w:vAlign w:val="center"/>
+          </w:tcPr>
+          <w:p>
+            <w:pPr>
+              <w:spacing w:line="260"/>
+            </w:pPr>
+            <w:r>
+              <w:rPr>
+                <w:b/>
+                <w:bCs/>
+                <w:color w:val="404040"/>
+                <w:sz w:val="19"/>
+                <w:szCs w:val="19"/>
+              </w:rPr>
+              <w:t xml:space="preserve">82%</w:t>
+            </w:r>
+          </w:p>
+        </w:tc>
+      </w:tr>
+      <w:tr>
+        <w:tc>
+          <w:tcPr>
+            <w:tcW w:type="dxa" w:w="3000"/>
+            <w:tcBorders>
+              <w:top w:val="single" w:color="CCCCCC" w:sz="1"/>
+              <w:left w:val="single" w:color="CCCCCC" w:sz="1"/>
+              <w:bottom w:val="single" w:color="CCCCCC" w:sz="1"/>
+              <w:right w:val="single" w:color="CCCCCC" w:sz="1"/>
+            </w:tcBorders>
+            <w:shd w:fill="D6E4F0" w:val="clear"/>
+            <w:tcMar>
+              <w:top w:type="dxa" w:w="60"/>
+              <w:left w:type="dxa" w:w="120"/>
+              <w:bottom w:type="dxa" w:w="60"/>
+              <w:right w:type="dxa" w:w="120"/>
+            </w:tcMar>
+            <w:vAlign w:val="center"/>
+          </w:tcPr>
+          <w:p>
+            <w:pPr>
+              <w:spacing w:line="260"/>
+            </w:pPr>
+            <w:r>
+              <w:rPr>
+                <w:b/>
+                <w:bCs/>
+                <w:color w:val="2E5F9A"/>
+                <w:sz w:val="19"/>
+                <w:szCs w:val="19"/>
+              </w:rPr>
+              <w:t xml:space="preserve">긍정 키워드 (강점)</w:t>
+            </w:r>
+          </w:p>
+        </w:tc>
+        <w:tc>
+          <w:tcPr>
+            <w:tcW w:type="dxa" w:w="6020"/>
+            <w:tcBorders>
+              <w:top w:val="single" w:color="CCCCCC" w:sz="1"/>
+              <w:left w:val="single" w:color="CCCCCC" w:sz="1"/>
+              <w:bottom w:val="single" w:color="CCCCCC" w:sz="1"/>
+              <w:right w:val="single" w:color="CCCCCC" w:sz="1"/>
+            </w:tcBorders>
+            <w:shd w:fill="FFFFFF" w:val="clear"/>
+            <w:tcMar>
+              <w:top w:type="dxa" w:w="60"/>
+              <w:left w:type="dxa" w:w="120"/>
+              <w:bottom w:type="dxa" w:w="60"/>
+              <w:right w:type="dxa" w:w="120"/>
+            </w:tcMar>
+            <w:vAlign w:val="center"/>
+          </w:tcPr>
+          <w:p>
+            <w:pPr>
+              <w:spacing w:line="260"/>
+            </w:pPr>
+            <w:r>
+              <w:rPr>
+                <w:b/>
+                <w:bCs/>
+                <w:color w:val="1E7A34"/>
+                <w:sz w:val="19"/>
+                <w:szCs w:val="19"/>
+              </w:rPr>
+              <w:t xml:space="preserve">스토리, 타격감, 그래픽, 연출</w:t>
+            </w:r>
+          </w:p>
+        </w:tc>
+      </w:tr>
+      <w:tr>
+        <w:tc>
+          <w:tcPr>
+            <w:tcW w:type="dxa" w:w="3000"/>
+            <w:tcBorders>
+              <w:top w:val="single" w:color="CCCCCC" w:sz="1"/>
+              <w:left w:val="single" w:color="CCCCCC" w:sz="1"/>
+              <w:bottom w:val="single" w:color="CCCCCC" w:sz="1"/>
+              <w:right w:val="single" w:color="CCCCCC" w:sz="1"/>
+            </w:tcBorders>
+            <w:shd w:fill="D6E4F0" w:val="clear"/>
+            <w:tcMar>
+              <w:top w:type="dxa" w:w="60"/>
+              <w:left w:type="dxa" w:w="120"/>
+              <w:bottom w:type="dxa" w:w="60"/>
+              <w:right w:type="dxa" w:w="120"/>
+            </w:tcMar>
+            <w:vAlign w:val="center"/>
+          </w:tcPr>
+          <w:p>
+            <w:pPr>
+              <w:spacing w:line="260"/>
+            </w:pPr>
+            <w:r>
+              <w:rPr>
+                <w:b/>
+                <w:bCs/>
+                <w:color w:val="2E5F9A"/>
+                <w:sz w:val="19"/>
+                <w:szCs w:val="19"/>
+              </w:rPr>
+              <w:t xml:space="preserve">부정 키워드 (약점)</w:t>
+            </w:r>
+          </w:p>
+        </w:tc>
+        <w:tc>
+          <w:tcPr>
+            <w:tcW w:type="dxa" w:w="6020"/>
+            <w:tcBorders>
+              <w:top w:val="single" w:color="CCCCCC" w:sz="1"/>
+              <w:left w:val="single" w:color="CCCCCC" w:sz="1"/>
+              <w:bottom w:val="single" w:color="CCCCCC" w:sz="1"/>
+              <w:right w:val="single" w:color="CCCCCC" w:sz="1"/>
+            </w:tcBorders>
+            <w:shd w:fill="FFFFFF" w:val="clear"/>
+            <w:tcMar>
+              <w:top w:type="dxa" w:w="60"/>
+              <w:left w:type="dxa" w:w="120"/>
+              <w:bottom w:type="dxa" w:w="60"/>
+              <w:right w:type="dxa" w:w="120"/>
+            </w:tcMar>
+            <w:vAlign w:val="center"/>
+          </w:tcPr>
+          <w:p>
+            <w:pPr>
+              <w:spacing w:line="260"/>
+            </w:pPr>
+            <w:r>
+              <w:rPr>
+                <w:b/>
+                <w:bCs/>
+                <w:color w:val="B03A2E"/>
+                <w:sz w:val="19"/>
+                <w:szCs w:val="19"/>
+              </w:rPr>
+              <w:t xml:space="preserve">최적화, 버그, 가격</w:t>
+            </w:r>
+          </w:p>
+        </w:tc>
+      </w:tr>
+      <w:tr>
+        <w:tc>
+          <w:tcPr>
+            <w:tcW w:type="dxa" w:w="3000"/>
+            <w:tcBorders>
+              <w:top w:val="single" w:color="CCCCCC" w:sz="1"/>
+              <w:left w:val="single" w:color="CCCCCC" w:sz="1"/>
+              <w:bottom w:val="single" w:color="CCCCCC" w:sz="1"/>
+              <w:right w:val="single" w:color="CCCCCC" w:sz="1"/>
+            </w:tcBorders>
+            <w:shd w:fill="D6E4F0" w:val="clear"/>
+            <w:tcMar>
+              <w:top w:type="dxa" w:w="60"/>
+              <w:left w:type="dxa" w:w="120"/>
+              <w:bottom w:type="dxa" w:w="60"/>
+              <w:right w:type="dxa" w:w="120"/>
+            </w:tcMar>
+            <w:vAlign w:val="center"/>
+          </w:tcPr>
+          <w:p>
+            <w:pPr>
+              <w:spacing w:line="260"/>
+            </w:pPr>
+            <w:r>
+              <w:rPr>
+                <w:b/>
+                <w:bCs/>
+                <w:color w:val="2E5F9A"/>
+                <w:sz w:val="19"/>
+                <w:szCs w:val="19"/>
+              </w:rPr>
+              <w:t xml:space="preserve">해석</w:t>
+            </w:r>
+          </w:p>
+        </w:tc>
+        <w:tc>
+          <w:tcPr>
+            <w:tcW w:type="dxa" w:w="6020"/>
+            <w:tcBorders>
+              <w:top w:val="single" w:color="CCCCCC" w:sz="1"/>
+              <w:left w:val="single" w:color="CCCCCC" w:sz="1"/>
+              <w:bottom w:val="single" w:color="CCCCCC" w:sz="1"/>
+              <w:right w:val="single" w:color="CCCCCC" w:sz="1"/>
+            </w:tcBorders>
+            <w:shd w:fill="FFFFFF" w:val="clear"/>
+            <w:tcMar>
+              <w:top w:type="dxa" w:w="60"/>
+              <w:left w:type="dxa" w:w="120"/>
+              <w:bottom w:type="dxa" w:w="60"/>
+              <w:right w:type="dxa" w:w="120"/>
+            </w:tcMar>
+            <w:vAlign w:val="center"/>
+          </w:tcPr>
+          <w:p>
+            <w:pPr>
+              <w:spacing w:line="260"/>
+            </w:pPr>
+            <w:r>
+              <w:rPr>
+                <w:color w:val="404040"/>
+                <w:sz w:val="19"/>
+                <w:szCs w:val="19"/>
+              </w:rPr>
+              <w:t xml:space="preserve">콘텐츠(스토리·전투·비주얼)의 완성도는 높게 평가되지만, 기술적 안정성(최적화·버그)과 가격 대비 가치에는 불만이 존재. → 고사양 PC로 스토리 중심 플레이를 원한다면 적합, 저사양이거나 출시 초기 안정성을 중시한다면 할인·패치 이후 구매를 고려.</w:t>
+            </w:r>
+          </w:p>
+        </w:tc>
+      </w:tr>
+    </w:tbl>
+    <w:p>
+      <w:pPr>
+        <w:pStyle w:val="Heading2"/>
+      </w:pPr>
+      <w:r>
+        <w:t xml:space="preserve">6.4 활용 시나리오</w:t>
+      </w:r>
+    </w:p>
+    <w:tbl>
+      <w:tblPr>
+        <w:tblW w:type="dxa" w:w="9020"/>
+        <w:tblBorders>
+          <w:top w:val="single" w:color="auto" w:sz="4"/>
+          <w:left w:val="single" w:color="auto" w:sz="4"/>
+          <w:bottom w:val="single" w:color="auto" w:sz="4"/>
+          <w:right w:val="single" w:color="auto" w:sz="4"/>
+          <w:insideH w:val="single" w:color="auto" w:sz="4"/>
+          <w:insideV w:val="single" w:color="auto" w:sz="4"/>
+        </w:tblBorders>
+      </w:tblPr>
+      <w:tblGrid>
+        <w:gridCol w:w="2600"/>
+        <w:gridCol w:w="6420"/>
+      </w:tblGrid>
+      <w:tr>
+        <w:trPr>
+          <w:tblHeader/>
+        </w:trPr>
+        <w:tc>
+          <w:tcPr>
+            <w:tcW w:type="dxa" w:w="2600"/>
+            <w:tcBorders>
+              <w:top w:val="single" w:color="CCCCCC" w:sz="1"/>
+              <w:left w:val="single" w:color="CCCCCC" w:sz="1"/>
+              <w:bottom w:val="single" w:color="CCCCCC" w:sz="1"/>
+              <w:right w:val="single" w:color="CCCCCC" w:sz="1"/>
+            </w:tcBorders>
+            <w:shd w:fill="2E5F9A" w:val="clear"/>
+            <w:tcMar>
+              <w:top w:type="dxa" w:w="60"/>
+              <w:left w:type="dxa" w:w="120"/>
+              <w:bottom w:type="dxa" w:w="60"/>
+              <w:right w:type="dxa" w:w="120"/>
+            </w:tcMar>
+            <w:vAlign w:val="center"/>
+          </w:tcPr>
+          <w:p>
+            <w:pPr>
+              <w:spacing w:line="260"/>
+              <w:jc w:val="center"/>
+            </w:pPr>
+            <w:r>
+              <w:rPr>
+                <w:b/>
+                <w:bCs/>
+                <w:color w:val="FFFFFF"/>
+                <w:sz w:val="19"/>
+                <w:szCs w:val="19"/>
+              </w:rPr>
+              <w:t xml:space="preserve">사용자</w:t>
+            </w:r>
+          </w:p>
+        </w:tc>
+        <w:tc>
+          <w:tcPr>
+            <w:tcW w:type="dxa" w:w="6420"/>
+            <w:tcBorders>
+              <w:top w:val="single" w:color="CCCCCC" w:sz="1"/>
+              <w:left w:val="single" w:color="CCCCCC" w:sz="1"/>
+              <w:bottom w:val="single" w:color="CCCCCC" w:sz="1"/>
+              <w:right w:val="single" w:color="CCCCCC" w:sz="1"/>
+            </w:tcBorders>
+            <w:shd w:fill="2E5F9A" w:val="clear"/>
+            <w:tcMar>
+              <w:top w:type="dxa" w:w="60"/>
+              <w:left w:type="dxa" w:w="120"/>
+              <w:bottom w:type="dxa" w:w="60"/>
+              <w:right w:type="dxa" w:w="120"/>
+            </w:tcMar>
+            <w:vAlign w:val="center"/>
+          </w:tcPr>
+          <w:p>
+            <w:pPr>
+              <w:spacing w:line="260"/>
+              <w:jc w:val="center"/>
+            </w:pPr>
+            <w:r>
+              <w:rPr>
+                <w:b/>
+                <w:bCs/>
+                <w:color w:val="FFFFFF"/>
+                <w:sz w:val="19"/>
+                <w:szCs w:val="19"/>
+              </w:rPr>
+              <w:t xml:space="preserve">활용 방법</w:t>
+            </w:r>
+          </w:p>
+        </w:tc>
+      </w:tr>
+      <w:tr>
+        <w:tc>
+          <w:tcPr>
+            <w:tcW w:type="dxa" w:w="2600"/>
+            <w:tcBorders>
+              <w:top w:val="single" w:color="CCCCCC" w:sz="1"/>
+              <w:left w:val="single" w:color="CCCCCC" w:sz="1"/>
+              <w:bottom w:val="single" w:color="CCCCCC" w:sz="1"/>
+              <w:right w:val="single" w:color="CCCCCC" w:sz="1"/>
+            </w:tcBorders>
+            <w:shd w:fill="FFFFFF" w:val="clear"/>
+            <w:tcMar>
+              <w:top w:type="dxa" w:w="60"/>
+              <w:left w:type="dxa" w:w="120"/>
+              <w:bottom w:type="dxa" w:w="60"/>
+              <w:right w:type="dxa" w:w="120"/>
+            </w:tcMar>
+            <w:vAlign w:val="center"/>
+          </w:tcPr>
+          <w:p>
+            <w:pPr>
+              <w:spacing w:line="260"/>
+            </w:pPr>
+            <w:r>
+              <w:rPr>
+                <w:color w:val="404040"/>
+                <w:sz w:val="19"/>
+                <w:szCs w:val="19"/>
+              </w:rPr>
+              <w:t xml:space="preserve">구매 예정자</w:t>
+            </w:r>
+          </w:p>
+        </w:tc>
+        <w:tc>
+          <w:tcPr>
+            <w:tcW w:type="dxa" w:w="6420"/>
+            <w:tcBorders>
+              <w:top w:val="single" w:color="CCCCCC" w:sz="1"/>
+              <w:left w:val="single" w:color="CCCCCC" w:sz="1"/>
+              <w:bottom w:val="single" w:color="CCCCCC" w:sz="1"/>
+              <w:right w:val="single" w:color="CCCCCC" w:sz="1"/>
+            </w:tcBorders>
+            <w:shd w:fill="FFFFFF" w:val="clear"/>
+            <w:tcMar>
+              <w:top w:type="dxa" w:w="60"/>
+              <w:left w:type="dxa" w:w="120"/>
+              <w:bottom w:type="dxa" w:w="60"/>
+              <w:right w:type="dxa" w:w="120"/>
+            </w:tcMar>
+            <w:vAlign w:val="center"/>
+          </w:tcPr>
+          <w:p>
+            <w:pPr>
+              <w:spacing w:line="260"/>
+              <w:jc w:val="left"/>
+            </w:pPr>
+            <w:r>
+              <w:rPr>
+                <w:color w:val="404040"/>
+                <w:sz w:val="19"/>
+                <w:szCs w:val="19"/>
+              </w:rPr>
+              <w:t xml:space="preserve">관심 게임의 강점이 내 취향과 맞는지, 단점이 감수 가능한 수준인지 판단 후 구매 결정</w:t>
+            </w:r>
+          </w:p>
+        </w:tc>
+      </w:tr>
+      <w:tr>
+        <w:tc>
+          <w:tcPr>
+            <w:tcW w:type="dxa" w:w="2600"/>
+            <w:tcBorders>
+              <w:top w:val="single" w:color="CCCCCC" w:sz="1"/>
+              <w:left w:val="single" w:color="CCCCCC" w:sz="1"/>
+              <w:bottom w:val="single" w:color="CCCCCC" w:sz="1"/>
+              <w:right w:val="single" w:color="CCCCCC" w:sz="1"/>
+            </w:tcBorders>
+            <w:shd w:fill="F5F5F5" w:val="clear"/>
+            <w:tcMar>
+              <w:top w:type="dxa" w:w="60"/>
+              <w:left w:type="dxa" w:w="120"/>
+              <w:bottom w:type="dxa" w:w="60"/>
+              <w:right w:type="dxa" w:w="120"/>
+            </w:tcMar>
+            <w:vAlign w:val="center"/>
+          </w:tcPr>
+          <w:p>
+            <w:pPr>
+              <w:spacing w:line="260"/>
+            </w:pPr>
+            <w:r>
+              <w:rPr>
+                <w:color w:val="404040"/>
+                <w:sz w:val="19"/>
+                <w:szCs w:val="19"/>
+              </w:rPr>
+              <w:t xml:space="preserve">비교 구매자</w:t>
+            </w:r>
+          </w:p>
+        </w:tc>
+        <w:tc>
+          <w:tcPr>
+            <w:tcW w:type="dxa" w:w="6420"/>
+            <w:tcBorders>
+              <w:top w:val="single" w:color="CCCCCC" w:sz="1"/>
+              <w:left w:val="single" w:color="CCCCCC" w:sz="1"/>
+              <w:bottom w:val="single" w:color="CCCCCC" w:sz="1"/>
+              <w:right w:val="single" w:color="CCCCCC" w:sz="1"/>
+            </w:tcBorders>
+            <w:shd w:fill="F5F5F5" w:val="clear"/>
+            <w:tcMar>
+              <w:top w:type="dxa" w:w="60"/>
+              <w:left w:type="dxa" w:w="120"/>
+              <w:bottom w:type="dxa" w:w="60"/>
+              <w:right w:type="dxa" w:w="120"/>
+            </w:tcMar>
+            <w:vAlign w:val="center"/>
+          </w:tcPr>
+          <w:p>
+            <w:pPr>
+              <w:spacing w:line="260"/>
+              <w:jc w:val="left"/>
+            </w:pPr>
+            <w:r>
+              <w:rPr>
+                <w:color w:val="404040"/>
+                <w:sz w:val="19"/>
+                <w:szCs w:val="19"/>
+              </w:rPr>
+              <w:t xml:space="preserve">여러 후보 게임의 긍정 비율·키워드를 비교해 우선순위 결정</w:t>
+            </w:r>
+          </w:p>
+        </w:tc>
+      </w:tr>
+      <w:tr>
+        <w:tc>
+          <w:tcPr>
+            <w:tcW w:type="dxa" w:w="2600"/>
+            <w:tcBorders>
+              <w:top w:val="single" w:color="CCCCCC" w:sz="1"/>
+              <w:left w:val="single" w:color="CCCCCC" w:sz="1"/>
+              <w:bottom w:val="single" w:color="CCCCCC" w:sz="1"/>
+              <w:right w:val="single" w:color="CCCCCC" w:sz="1"/>
+            </w:tcBorders>
+            <w:shd w:fill="FFFFFF" w:val="clear"/>
+            <w:tcMar>
+              <w:top w:type="dxa" w:w="60"/>
+              <w:left w:type="dxa" w:w="120"/>
+              <w:bottom w:type="dxa" w:w="60"/>
+              <w:right w:type="dxa" w:w="120"/>
+            </w:tcMar>
+            <w:vAlign w:val="center"/>
+          </w:tcPr>
+          <w:p>
+            <w:pPr>
+              <w:spacing w:line="260"/>
+            </w:pPr>
+            <w:r>
+              <w:rPr>
+                <w:color w:val="404040"/>
+                <w:sz w:val="19"/>
+                <w:szCs w:val="19"/>
+              </w:rPr>
+              <w:t xml:space="preserve">신중한 소비자</w:t>
+            </w:r>
+          </w:p>
+        </w:tc>
+        <w:tc>
+          <w:tcPr>
+            <w:tcW w:type="dxa" w:w="6420"/>
+            <w:tcBorders>
+              <w:top w:val="single" w:color="CCCCCC" w:sz="1"/>
+              <w:left w:val="single" w:color="CCCCCC" w:sz="1"/>
+              <w:bottom w:val="single" w:color="CCCCCC" w:sz="1"/>
+              <w:right w:val="single" w:color="CCCCCC" w:sz="1"/>
+            </w:tcBorders>
+            <w:shd w:fill="FFFFFF" w:val="clear"/>
+            <w:tcMar>
+              <w:top w:type="dxa" w:w="60"/>
+              <w:left w:type="dxa" w:w="120"/>
+              <w:bottom w:type="dxa" w:w="60"/>
+              <w:right w:type="dxa" w:w="120"/>
+            </w:tcMar>
+            <w:vAlign w:val="center"/>
+          </w:tcPr>
+          <w:p>
+            <w:pPr>
+              <w:spacing w:line="260"/>
+              <w:jc w:val="left"/>
+            </w:pPr>
+            <w:r>
+              <w:rPr>
+                <w:color w:val="404040"/>
+                <w:sz w:val="19"/>
+                <w:szCs w:val="19"/>
+              </w:rPr>
+              <w:t xml:space="preserve">키워드 막대 클릭 → 실제 리뷰 원문으로 근거·맥락 확인 (드릴다운)</w:t>
+            </w:r>
+          </w:p>
+        </w:tc>
+      </w:tr>
+      <w:tr>
+        <w:tc>
+          <w:tcPr>
+            <w:tcW w:type="dxa" w:w="2600"/>
+            <w:tcBorders>
+              <w:top w:val="single" w:color="CCCCCC" w:sz="1"/>
+              <w:left w:val="single" w:color="CCCCCC" w:sz="1"/>
+              <w:bottom w:val="single" w:color="CCCCCC" w:sz="1"/>
+              <w:right w:val="single" w:color="CCCCCC" w:sz="1"/>
+            </w:tcBorders>
+            <w:shd w:fill="F5F5F5" w:val="clear"/>
+            <w:tcMar>
+              <w:top w:type="dxa" w:w="60"/>
+              <w:left w:type="dxa" w:w="120"/>
+              <w:bottom w:type="dxa" w:w="60"/>
+              <w:right w:type="dxa" w:w="120"/>
+            </w:tcMar>
+            <w:vAlign w:val="center"/>
+          </w:tcPr>
+          <w:p>
+            <w:pPr>
+              <w:spacing w:line="260"/>
+            </w:pPr>
+            <w:r>
+              <w:rPr>
+                <w:color w:val="404040"/>
+                <w:sz w:val="19"/>
+                <w:szCs w:val="19"/>
+              </w:rPr>
+              <w:t xml:space="preserve">개발사·기획자</w:t>
+            </w:r>
+          </w:p>
+        </w:tc>
+        <w:tc>
+          <w:tcPr>
+            <w:tcW w:type="dxa" w:w="6420"/>
+            <w:tcBorders>
+              <w:top w:val="single" w:color="CCCCCC" w:sz="1"/>
+              <w:left w:val="single" w:color="CCCCCC" w:sz="1"/>
+              <w:bottom w:val="single" w:color="CCCCCC" w:sz="1"/>
+              <w:right w:val="single" w:color="CCCCCC" w:sz="1"/>
+            </w:tcBorders>
+            <w:shd w:fill="F5F5F5" w:val="clear"/>
+            <w:tcMar>
+              <w:top w:type="dxa" w:w="60"/>
+              <w:left w:type="dxa" w:w="120"/>
+              <w:bottom w:type="dxa" w:w="60"/>
+              <w:right w:type="dxa" w:w="120"/>
+            </w:tcMar>
+            <w:vAlign w:val="center"/>
+          </w:tcPr>
+          <w:p>
+            <w:pPr>
+              <w:spacing w:line="260"/>
+              <w:jc w:val="left"/>
+            </w:pPr>
+            <w:r>
+              <w:rPr>
+                <w:color w:val="404040"/>
+                <w:sz w:val="19"/>
+                <w:szCs w:val="19"/>
+              </w:rPr>
+              <w:t xml:space="preserve">부정 키워드로 사용자 불만의 우선순위를 파악해 개선 방향 도출</w:t>
+            </w:r>
+          </w:p>
+        </w:tc>
+      </w:tr>
+    </w:tbl>
+    <w:p>
+      <w:pPr>
+        <w:pStyle w:val="Heading2"/>
+      </w:pPr>
+      <w:r>
+        <w:t xml:space="preserve">6.5 기대 효과 및 차별점</w:t>
+      </w:r>
+    </w:p>
+    <w:p>
+      <w:pPr>
+        <w:pStyle w:val="ListParagraph"/>
+        <w:numPr>
+          <w:ilvl w:val="0"/>
+          <w:numId w:val="2"/>
+        </w:numPr>
+        <w:spacing w:after="60" w:line="268"/>
+      </w:pPr>
+      <w:r>
+        <w:rPr>
+          <w:b/>
+          <w:bCs/>
+        </w:rPr>
+        <w:t xml:space="preserve">시간 절약: </w:t>
+      </w:r>
+      <w:r>
+        <w:t xml:space="preserve">수천 건의 리뷰를 읽지 않고 수 초 만에 장단점 파악</w:t>
+      </w:r>
+    </w:p>
+    <w:p>
+      <w:pPr>
+        <w:pStyle w:val="ListParagraph"/>
+        <w:numPr>
+          <w:ilvl w:val="0"/>
+          <w:numId w:val="2"/>
+        </w:numPr>
+        <w:spacing w:after="60" w:line="268"/>
+      </w:pPr>
+      <w:r>
+        <w:rPr>
+          <w:b/>
+          <w:bCs/>
+        </w:rPr>
+        <w:t xml:space="preserve">근거 있는 선택: </w:t>
+      </w:r>
+      <w:r>
+        <w:t xml:space="preserve">추천율(별점)이 놓치는 '이유'를 키워드로 제공</w:t>
+      </w:r>
+    </w:p>
+    <w:p>
+      <w:pPr>
+        <w:pStyle w:val="ListParagraph"/>
+        <w:numPr>
+          <w:ilvl w:val="0"/>
+          <w:numId w:val="2"/>
+        </w:numPr>
+        <w:spacing w:after="60" w:line="268"/>
+      </w:pPr>
+      <w:r>
+        <w:rPr>
+          <w:b/>
+          <w:bCs/>
+        </w:rPr>
+        <w:t xml:space="preserve">텍스트 기반 보정: </w:t>
+      </w:r>
+      <w:r>
+        <w:t xml:space="preserve">voted_up(추천 버튼)이 아닌 리뷰 본문을 LSTM으로 재분류하여 별점-내용 불일치(라벨 노이즈)를 완화</w:t>
+      </w:r>
+    </w:p>
+    <w:p>
+      <w:pPr>
+        <w:pStyle w:val="ListParagraph"/>
+        <w:numPr>
+          <w:ilvl w:val="0"/>
+          <w:numId w:val="2"/>
+        </w:numPr>
+        <w:spacing w:after="60" w:line="268"/>
+      </w:pPr>
+      <w:r>
+        <w:rPr>
+          <w:b/>
+          <w:bCs/>
+        </w:rPr>
+        <w:t xml:space="preserve">맞춤형 노이즈 제거: </w:t>
+      </w:r>
+      <w:r>
+        <w:t xml:space="preserve">불용어를 직접 추가/해제해 게임 특성에 맞게 키워드를 정제</w:t>
+      </w:r>
+    </w:p>
+    <w:p>
+      <w:pPr>
+        <w:pStyle w:val="ListParagraph"/>
+        <w:numPr>
+          <w:ilvl w:val="0"/>
+          <w:numId w:val="2"/>
+        </w:numPr>
+        <w:spacing w:after="60" w:line="268"/>
+      </w:pPr>
+      <w:r>
+        <w:rPr>
+          <w:b/>
+          <w:bCs/>
+        </w:rPr>
+        <w:t xml:space="preserve">분석의 투명성: </w:t>
+      </w:r>
+      <w:r>
+        <w:t xml:space="preserve">요약 키워드에서 실제 리뷰로 즉시 드릴다운하여 분석의 근거를 직접 확인 가능</w:t>
+      </w:r>
+    </w:p>
+    <w:p>
+      <w:r>
+        <w:br w:type="page"/>
+      </w:r>
+    </w:p>
+    <w:p>
+      <w:pPr>
+        <w:pStyle w:val="Heading1"/>
+      </w:pPr>
+      <w:r>
+        <w:t xml:space="preserve">7. 개발 중 발생한 문제와 해결</w:t>
       </w:r>
     </w:p>
     <w:p>
@@ -10479,7 +11914,7 @@
         <w:pStyle w:val="Heading1"/>
       </w:pPr>
       <w:r>
-        <w:t xml:space="preserve">7. 파일 구조</w:t>
+        <w:t xml:space="preserve">8. 파일 구조</w:t>
       </w:r>
     </w:p>
     <w:tbl>
@@ -11463,7 +12898,7 @@
         <w:pStyle w:val="Heading1"/>
       </w:pPr>
       <w:r>
-        <w:t xml:space="preserve">8. 실행 방법</w:t>
+        <w:t xml:space="preserve">9. 실행 방법</w:t>
       </w:r>
     </w:p>
     <w:p>
